--- a/docs/analysis/instrukciya-limity-tokenov-i-billing.docx
+++ b/docs/analysis/instrukciya-limity-tokenov-i-billing.docx
@@ -252,7 +252,7 @@
               <w:spacing w:after="0"/>
             </w:pPr>
             <w:r>
-              <w:t xml:space="preserve">Пользователи и доступ</w:t>
+              <w:t xml:space="preserve">Администрирование → Рабочее место ИБ → Пользователи и доступ</w:t>
             </w:r>
           </w:p>
         </w:tc>
@@ -329,7 +329,7 @@
               <w:spacing w:after="0"/>
             </w:pPr>
             <w:r>
-              <w:t xml:space="preserve">Лимиты команд</w:t>
+              <w:t xml:space="preserve">Администрирование → Рабочее место ИБ → Лимиты команд</w:t>
             </w:r>
           </w:p>
         </w:tc>
@@ -406,7 +406,7 @@
               <w:spacing w:after="0"/>
             </w:pPr>
             <w:r>
-              <w:t xml:space="preserve">Потребление токенов</w:t>
+              <w:t xml:space="preserve">Администрирование → Рабочее место ИБ → Потребление токенов</w:t>
             </w:r>
           </w:p>
         </w:tc>
@@ -1544,7 +1544,7 @@
         <w:spacing w:after="130"/>
       </w:pPr>
       <w:r>
-        <w:t xml:space="preserve">Доступ к этим экранам есть у роли администратора и офицера ИБ.</w:t>
+        <w:t xml:space="preserve">Доступ к этим экранам есть у роли администратора и сотрудника ИБ.</w:t>
       </w:r>
     </w:p>
     <w:p>
